--- a/Classwork_ALevel_20260911_DaLiu.docx
+++ b/Classwork_ALevel_20260911_DaLiu.docx
@@ -129,6 +129,7 @@
                 <w:lang w:val="en-US" w:eastAsia="en-US" w:bidi="ar-SA"/>
               </w:rPr>
             </w:pPr>
+            <w:commentRangeStart w:id="1"/>
             <w:r>
               <w:rPr>
                 <w:rFonts w:eastAsia="ＭＳ 明朝" w:cs=""/>
@@ -137,6 +138,13 @@
                 <w:lang w:val="en-US" w:eastAsia="en-US" w:bidi="ar-SA"/>
               </w:rPr>
               <w:t>1A technique used to solve problems using a subroutine that calls itself</w:t>
+            </w:r>
+            <w:commentRangeEnd w:id="1"/>
+            <w:r>
+              <w:rPr>
+                <w:rStyle w:val="CommentReference"/>
+              </w:rPr>
+              <w:commentReference w:id="1"/>
             </w:r>
           </w:p>
           <w:p>
@@ -413,6 +421,7 @@
                 <w:lang w:val="en-US" w:eastAsia="zh-CN" w:bidi="ar-SA"/>
               </w:rPr>
             </w:pPr>
+            <w:commentRangeStart w:id="2"/>
             <w:r>
               <w:rPr>
                 <w:rFonts w:eastAsia="ＭＳ 明朝" w:cs=""/>
@@ -421,6 +430,13 @@
                 <w:lang w:val="en-US" w:eastAsia="zh-CN" w:bidi="ar-SA"/>
               </w:rPr>
               <w:t>Because stack is a LIFO data structure, which means the data pushed in the end would be the data popped first, this exactly match the implementation of recursion</w:t>
+            </w:r>
+            <w:commentRangeEnd w:id="2"/>
+            <w:r>
+              <w:rPr>
+                <w:rStyle w:val="CommentReference"/>
+              </w:rPr>
+              <w:commentReference w:id="2"/>
             </w:r>
           </w:p>
           <w:p>
@@ -837,6 +853,7 @@
                 <w:lang w:val="en-US" w:eastAsia="en-US" w:bidi="ar-SA"/>
               </w:rPr>
             </w:pPr>
+            <w:commentRangeStart w:id="3"/>
             <w:r>
               <w:rPr>
                 <w:rFonts w:eastAsia="ＭＳ 明朝" w:cs=""/>
@@ -845,6 +862,13 @@
                 <w:lang w:val="en-US" w:eastAsia="en-US" w:bidi="ar-SA"/>
               </w:rPr>
               <w:t>Call number</w:t>
+            </w:r>
+            <w:commentRangeEnd w:id="3"/>
+            <w:r>
+              <w:rPr>
+                <w:rStyle w:val="CommentReference"/>
+              </w:rPr>
+              <w:commentReference w:id="3"/>
             </w:r>
           </w:p>
         </w:tc>
@@ -1786,6 +1810,7 @@
                 <w:lang w:val="en-US" w:eastAsia="en-US" w:bidi="ar-SA"/>
               </w:rPr>
             </w:pPr>
+            <w:commentRangeStart w:id="4"/>
             <w:r>
               <w:rPr>
                 <w:rFonts w:eastAsia="ＭＳ 明朝" w:cs=""/>
@@ -1794,6 +1819,13 @@
                 <w:lang w:val="en-US" w:eastAsia="en-US" w:bidi="ar-SA"/>
               </w:rPr>
               <w:t>State the string returned by to_binary(13). Show the unfolding of the recursive calls.</w:t>
+            </w:r>
+            <w:commentRangeEnd w:id="4"/>
+            <w:r>
+              <w:rPr>
+                <w:rStyle w:val="CommentReference"/>
+              </w:rPr>
+              <w:commentReference w:id="4"/>
             </w:r>
           </w:p>
           <w:p>
@@ -2065,6 +2097,7 @@
                 <w:lang w:val="en-US" w:eastAsia="en-US" w:bidi="ar-SA"/>
               </w:rPr>
             </w:pPr>
+            <w:commentRangeStart w:id="5"/>
             <w:r>
               <w:rPr>
                 <w:rFonts w:eastAsia="ＭＳ 明朝" w:cs=""/>
@@ -2073,6 +2106,13 @@
                 <w:lang w:val="en-US" w:eastAsia="en-US" w:bidi="ar-SA"/>
               </w:rPr>
               <w:t>Write your answer here.</w:t>
+            </w:r>
+            <w:commentRangeEnd w:id="5"/>
+            <w:r>
+              <w:rPr>
+                <w:rStyle w:val="CommentReference"/>
+              </w:rPr>
+              <w:commentReference w:id="5"/>
             </w:r>
           </w:p>
           <w:p>
@@ -3403,6 +3443,7 @@
                 <w:lang w:val="en-US" w:eastAsia="zh-CN" w:bidi="ar-SA"/>
               </w:rPr>
             </w:pPr>
+            <w:commentRangeStart w:id="6"/>
             <w:r>
               <w:rPr>
                 <w:rFonts w:eastAsia="ＭＳ 明朝" w:cs=""/>
@@ -3411,6 +3452,13 @@
                 <w:lang w:val="en-US" w:eastAsia="zh-CN" w:bidi="ar-SA"/>
               </w:rPr>
               <w:t>In handling memory issues. When an interrupt happens, the FE cycle would terminate and all current contents of registers will be stored on the stack memory and waiting for restoring.</w:t>
+            </w:r>
+            <w:commentRangeEnd w:id="6"/>
+            <w:r>
+              <w:rPr>
+                <w:rStyle w:val="CommentReference"/>
+              </w:rPr>
+              <w:commentReference w:id="6"/>
             </w:r>
           </w:p>
           <w:p>
@@ -3514,6 +3562,7 @@
                 <w:lang w:val="en-US" w:eastAsia="zh-CN" w:bidi="ar-SA"/>
               </w:rPr>
             </w:pPr>
+            <w:commentRangeStart w:id="7"/>
             <w:r>
               <w:rPr>
                 <w:rFonts w:eastAsia="ＭＳ 明朝" w:cs=""/>
@@ -3522,6 +3571,13 @@
                 <w:lang w:val="en-US" w:eastAsia="zh-CN" w:bidi="ar-SA"/>
               </w:rPr>
               <w:t>FIFO means first in first out. Element that enqueues the queue first is element that dequeues the queue first.</w:t>
+            </w:r>
+            <w:commentRangeEnd w:id="7"/>
+            <w:r>
+              <w:rPr>
+                <w:rStyle w:val="CommentReference"/>
+              </w:rPr>
+              <w:commentReference w:id="7"/>
             </w:r>
           </w:p>
           <w:p>
@@ -3629,6 +3685,7 @@
                 <w:lang w:val="en-US" w:eastAsia="zh-CN" w:bidi="ar-SA"/>
               </w:rPr>
             </w:pPr>
+            <w:commentRangeStart w:id="8"/>
             <w:r>
               <w:rPr>
                 <w:rFonts w:eastAsia="ＭＳ 明朝" w:cs=""/>
@@ -3637,6 +3694,13 @@
                 <w:lang w:val="en-US" w:eastAsia="zh-CN" w:bidi="ar-SA"/>
               </w:rPr>
               <w:t>Circular array can save space of the array compared to ordinary array. If elements are discarded, it can wrap back to reuse these positions.</w:t>
+            </w:r>
+            <w:commentRangeEnd w:id="8"/>
+            <w:r>
+              <w:rPr>
+                <w:rStyle w:val="CommentReference"/>
+              </w:rPr>
+              <w:commentReference w:id="8"/>
             </w:r>
           </w:p>
           <w:p>
@@ -4867,6 +4931,7 @@
                 <w:lang w:val="en-US" w:eastAsia="zh-CN" w:bidi="ar-SA"/>
               </w:rPr>
             </w:pPr>
+            <w:commentRangeStart w:id="9"/>
             <w:r>
               <w:rPr>
                 <w:rFonts w:eastAsia="ＭＳ 明朝" w:cs=""/>
@@ -4875,6 +4940,13 @@
                 <w:lang w:val="en-US" w:eastAsia="zh-CN" w:bidi="ar-SA"/>
               </w:rPr>
               <w:t>Name two stacks, stackA and stackB, in which stackB is used to reverse the order of the first stack</w:t>
+            </w:r>
+            <w:commentRangeEnd w:id="9"/>
+            <w:r>
+              <w:rPr>
+                <w:rStyle w:val="CommentReference"/>
+              </w:rPr>
+              <w:commentReference w:id="9"/>
             </w:r>
           </w:p>
           <w:p>
@@ -5048,6 +5120,74 @@
     </w:sectPr>
   </w:body>
 </w:document>
+</file>
+
+<file path=word/comments.xml><?xml version="1.0" encoding="utf-8"?>
+<w:comments xmlns:w="http://schemas.openxmlformats.org/wordprocessingml/2006/main">
+  <w:comment w:id="1" w:author="Teacher" w:date="2026-09-16T00:00:00Z">
+    <w:p>
+      <w:r>
+        <w:t xml:space="preserve">3/4 - A good description of the features of recursion. The definition needs the key idea that the problem is broken into a smaller or simpler version of the same problem, which is what makes the technique useful. (-1)</w:t>
+      </w:r>
+    </w:p>
+  </w:comment>
+  <w:comment w:id="2" w:author="Teacher" w:date="2026-09-16T00:00:00Z">
+    <w:p>
+      <w:r>
+        <w:t xml:space="preserve">4/5 - Strong answer: LIFO, each call pushed, popped in reverse order, unwinding. One mark is missing for naming what is actually stored - the return address and the local variables (the activation record). (-1)</w:t>
+      </w:r>
+    </w:p>
+  </w:comment>
+  <w:comment w:id="3" w:author="Teacher" w:date="2026-09-16T00:00:00Z">
+    <w:p>
+      <w:r>
+        <w:t xml:space="preserve">6/6 - Full marks. The question did not specify the starting value, and your trace shows the factorial product correctly at each level. Adding the evaluated value (120, 24, 6, 2, 1) would make the table even stronger.</w:t>
+      </w:r>
+    </w:p>
+  </w:comment>
+  <w:comment w:id="4" w:author="Teacher" w:date="2026-09-16T00:00:00Z">
+    <w:p>
+      <w:r>
+        <w:t xml:space="preserve">4/8 - The final answer "1101" and the base case are correct, but the intermediate values are shifted by one level: to_binary(1) returns "1" (not "11"), to_binary(3) returns "11" (not "110"), to_binary(6) returns "110" (not "1101"). Check what each call actually returns from 'to_binary(n DIV 2) &amp; (n MOD 2)'. (-4)</w:t>
+      </w:r>
+    </w:p>
+  </w:comment>
+  <w:comment w:id="5" w:author="Teacher" w:date="2026-09-16T00:00:00Z">
+    <w:p>
+      <w:r>
+        <w:t xml:space="preserve">3/6 - Unwinding is well described (each call returns to the case that called it). Winding needs more: the calls go deeper until the base case is reached, each call pushing a stack frame, and unwinding pops the frames and combines the results. (-3)</w:t>
+      </w:r>
+    </w:p>
+  </w:comment>
+  <w:comment w:id="6" w:author="Teacher" w:date="2026-09-16T00:00:00Z">
+    <w:p>
+      <w:r>
+        <w:t xml:space="preserve">4/4 - Full marks. The question asked only for a situation - it did not require a reason - and saving register contents on an interrupt is an excellent, original example. Adding the LIFO reason (the last value saved is the first restored) would complete the answer.</w:t>
+      </w:r>
+    </w:p>
+  </w:comment>
+  <w:comment w:id="7" w:author="Teacher" w:date="2026-09-16T00:00:00Z">
+    <w:p>
+      <w:r>
+        <w:t xml:space="preserve">4/6 - FIFO and 'first in, first removed' are correct. Two details are missing: enqueue adds an item to the REAR of the queue, and dequeue removes and RETURNS the item at the FRONT (not merely 'discarding' an element). (-2)</w:t>
+      </w:r>
+    </w:p>
+  </w:comment>
+  <w:comment w:id="8" w:author="Teacher" w:date="2026-09-16T00:00:00Z">
+    <w:p>
+      <w:r>
+        <w:t xml:space="preserve">6/8 - Wrap-around, reuse of freed space, and both pointer purposes are correct. Missing: the circular array avoids shifting the remaining elements, which an ordinary array would require after each dequeue. (-2)</w:t>
+      </w:r>
+    </w:p>
+  </w:comment>
+  <w:comment w:id="9" w:author="Teacher" w:date="2026-09-16T00:00:00Z">
+    <w:p>
+      <w:r>
+        <w:t xml:space="preserve">4/7 - You correctly identify two stacks and that one reverses the order. The description of enqueue is confused ('adding this new element to either stackA or stackB'). The standard method: enqueue simply pushes onto stack A; dequeue pops from stack B, and only when stack B is empty is everything moved from A to B (which reverses the order) before popping. (-3)</w:t>
+      </w:r>
+    </w:p>
+  </w:comment>
+</w:comments>
 </file>
 
 <file path=word/header1.xml><?xml version="1.0" encoding="utf-8"?>
